--- a/Collatio/9/1. Textos/1. Marcados/9-F.docx
+++ b/Collatio/9/1. Textos/1. Marcados/9-F.docx
@@ -3,98 +3,40 @@
 <w:document xmlns:wpc="http://schemas.microsoft.com/office/word/2010/wordprocessingCanvas" xmlns:cx="http://schemas.microsoft.com/office/drawing/2014/chartex" xmlns:cx1="http://schemas.microsoft.com/office/drawing/2015/9/8/chartex" xmlns:cx2="http://schemas.microsoft.com/office/drawing/2015/10/21/chartex" xmlns:cx3="http://schemas.microsoft.com/office/drawing/2016/5/9/chartex" xmlns:cx4="http://schemas.microsoft.com/office/drawing/2016/5/10/chartex" xmlns:cx5="http://schemas.microsoft.com/office/drawing/2016/5/11/chartex" xmlns:cx6="http://schemas.microsoft.com/office/drawing/2016/5/12/chartex" xmlns:cx7="http://schemas.microsoft.com/office/drawing/2016/5/13/chartex" xmlns:cx8="http://schemas.microsoft.com/office/drawing/2016/5/14/chartex" xmlns:mc="http://schemas.openxmlformats.org/markup-compatibility/2006" xmlns:aink="http://schemas.microsoft.com/office/drawing/2016/ink" xmlns:am3d="http://schemas.microsoft.com/office/drawing/2017/model3d" xmlns:o="urn:schemas-microsoft-com:office:office" xmlns:oel="http://schemas.microsoft.com/office/2019/extlst" xmlns:r="http://schemas.openxmlformats.org/officeDocument/2006/relationships" xmlns:m="http://schemas.openxmlformats.org/officeDocument/2006/math" xmlns:v="urn:schemas-microsoft-com:vml" xmlns:wp14="http://schemas.microsoft.com/office/word/2010/wordprocessingDrawing" xmlns:wp="http://schemas.openxmlformats.org/drawingml/2006/wordprocessingDrawing" xmlns:w10="urn:schemas-microsoft-com:office:word" xmlns:w="http://schemas.openxmlformats.org/wordprocessingml/2006/main" xmlns:w14="http://schemas.microsoft.com/office/word/2010/wordml" xmlns:w15="http://schemas.microsoft.com/office/word/2012/wordml" xmlns:w16cex="http://schemas.microsoft.com/office/word/2018/wordml/cex" xmlns:w16cid="http://schemas.microsoft.com/office/word/2016/wordml/cid" xmlns:w16="http://schemas.microsoft.com/office/word/2018/wordml" xmlns:w16du="http://schemas.microsoft.com/office/word/2023/wordml/word16du" xmlns:w16sdtdh="http://schemas.microsoft.com/office/word/2020/wordml/sdtdatahash" xmlns:w16sdtfl="http://schemas.microsoft.com/office/word/2024/wordml/sdtformatlock" xmlns:w16se="http://schemas.microsoft.com/office/word/2015/wordml/symex" xmlns:wpg="http://schemas.microsoft.com/office/word/2010/wordprocessingGroup" xmlns:wpi="http://schemas.microsoft.com/office/word/2010/wordprocessingInk" xmlns:wne="http://schemas.microsoft.com/office/word/2006/wordml" xmlns:wps="http://schemas.microsoft.com/office/word/2010/wordprocessingShape" mc:Ignorable="w14 w15 w16se w16cid w16 w16cex w16sdtdh w16sdtfl w16du wp14">
   <w:body>
     <w:p>
+      <w:pPr>
+        <w:rPr>
+          <w:rFonts w:ascii="Brill" w:hAnsi="Brill"/>
+        </w:rPr>
+      </w:pPr>
       <w:r>
         <w:rPr>
+          <w:rFonts w:ascii="Brill" w:hAnsi="Brill"/>
           <w:color w:val="FF0000"/>
         </w:rPr>
         <w:t xml:space="preserve">42r </w:t>
       </w:r>
       <w:r>
-        <w:t>Interrog</w:t>
-      </w:r>
-      <w:r>
-        <w:t>avi</w:t>
-      </w:r>
-      <w:r>
-        <w:t>t auditor, cum praescinditur pes, s</w:t>
-      </w:r>
-      <w:r>
-        <w:t>ive</w:t>
-      </w:r>
-      <w:r>
-        <w:t xml:space="preserve"> manus, num eadem animae quantitas secatur, quota in corpore scinditur? Tum</w:t>
-      </w:r>
-      <w:r>
-        <w:t xml:space="preserve"> vi</w:t>
-      </w:r>
-      <w:r>
-        <w:t>rtus eius portionis, quae in pede, manu</w:t>
-      </w:r>
-      <w:r>
-        <w:t>v</w:t>
-      </w:r>
-      <w:r>
-        <w:t>e conciditur; an remeat in corpus,</w:t>
-      </w:r>
-      <w:r>
-        <w:t xml:space="preserve"> ve</w:t>
-      </w:r>
-      <w:r>
-        <w:t xml:space="preserve">l eo </w:t>
-      </w:r>
-      <w:r>
-        <w:t>avo</w:t>
-      </w:r>
-      <w:r>
-        <w:t>lat, quo anima, si excederet, aut quo petit? aut ubi desinit? nosse hoc</w:t>
-      </w:r>
-      <w:r>
-        <w:t xml:space="preserve"> ve</w:t>
-      </w:r>
-      <w:r>
-        <w:t xml:space="preserve">llem. Cum accidit, ait Magister, </w:t>
-      </w:r>
-      <w:r>
-        <w:t>vul</w:t>
-      </w:r>
-      <w:r>
-        <w:t>nus quo resecatur pes, manus, aut aliud quo</w:t>
-      </w:r>
-      <w:r>
-        <w:t>dvi</w:t>
-      </w:r>
-      <w:r>
-        <w:t>s membrum, eo in loco portio</w:t>
-      </w:r>
-      <w:r>
-        <w:t xml:space="preserve"> vi</w:t>
-      </w:r>
-      <w:r>
-        <w:t xml:space="preserve">rtutis animae </w:t>
+        <w:rPr>
+          <w:rFonts w:ascii="Brill" w:hAnsi="Brill"/>
+        </w:rPr>
+        <w:t xml:space="preserve">Interrogavit auditor, cum praescinditur pes, sive manus, num eadem animae quantitas secatur, quota in corpore scinditur? Tum virtus eius portionis, quae in pede, manuve conciditur; an remeat in corpus, vel eo avolat, quo anima, si excederet, aut quo petit? aut ubi desinit? nosse hoc vellem. Cum accidit, ait Magister, vulnus quo resecatur pes, manus, aut aliud quodvis membrum, eo in loco portio virtutis animae </w:t>
       </w:r>
       <w:r>
         <w:rPr>
+          <w:rFonts w:ascii="Brill" w:hAnsi="Brill"/>
           <w:color w:val="FF0000"/>
         </w:rPr>
         <w:t xml:space="preserve">42v </w:t>
       </w:r>
       <w:r>
-        <w:t>residet, quae in sanguine delitescit, quo membrum illud procuratur;</w:t>
-      </w:r>
-      <w:r>
-        <w:t xml:space="preserve"> vi</w:t>
-      </w:r>
-      <w:r>
-        <w:t>s enim animae, sanguinem f</w:t>
-      </w:r>
-      <w:r>
-        <w:t>ove</w:t>
-      </w:r>
-      <w:r>
-        <w:t xml:space="preserve">t, quo ut ministro sibi utitur ut per totum corpus effluat, et decurrat. Igitur cum </w:t>
+        <w:rPr>
+          <w:rFonts w:ascii="Brill" w:hAnsi="Brill"/>
+        </w:rPr>
+        <w:t xml:space="preserve">residet, quae in sanguine delitescit, quo membrum illud procuratur; vis enim animae, sanguinem fovet, quo ut ministro sibi utitur ut per totum corpus effluat, et decurrat. Igitur cum </w:t>
       </w:r>
       <w:r>
         <w:rPr>
+          <w:rFonts w:ascii="Brill" w:hAnsi="Brill"/>
           <w:i/>
           <w:iCs/>
           <w:strike/>
@@ -103,52 +45,23 @@
         <w:t>ectus</w:t>
       </w:r>
       <w:r>
+        <w:rPr>
+          <w:rFonts w:ascii="Brill" w:hAnsi="Brill"/>
+        </w:rPr>
         <w:t xml:space="preserve"> </w:t>
       </w:r>
       <w:r>
         <w:rPr>
+          <w:rFonts w:ascii="Brill" w:hAnsi="Brill"/>
           <w:color w:val="00B0F0"/>
         </w:rPr>
-        <w:t>vul</w:t>
+        <w:t>vulnus</w:t>
       </w:r>
       <w:r>
         <w:rPr>
-          <w:color w:val="00B0F0"/>
+          <w:rFonts w:ascii="Brill" w:hAnsi="Brill"/>
         </w:rPr>
-        <w:t>nus</w:t>
-      </w:r>
-      <w:r>
-        <w:t xml:space="preserve"> sit in loco membri recissi, simul ac </w:t>
-      </w:r>
-      <w:r>
-        <w:t>vul</w:t>
-      </w:r>
-      <w:r>
-        <w:t>nus infligitur accurrit sanguis calens animae</w:t>
-      </w:r>
-      <w:r>
-        <w:t xml:space="preserve"> vi</w:t>
-      </w:r>
-      <w:r>
-        <w:t>, quam fert secum, ut per illud diffluat, qua parte difunditur, atque cum ea pars resecta sit, acris frigor sanguini intruditur, ac corrumpit illum;</w:t>
-      </w:r>
-      <w:r>
-        <w:t xml:space="preserve"> vi</w:t>
-      </w:r>
-      <w:r>
-        <w:t>rtus</w:t>
-      </w:r>
-      <w:r>
-        <w:t xml:space="preserve"> ve</w:t>
-      </w:r>
-      <w:r>
-        <w:t>ro animae sanguinis corruptionem persentiscit, atque in illum locum refluit ubi radix et</w:t>
-      </w:r>
-      <w:r>
-        <w:t xml:space="preserve"> vi</w:t>
-      </w:r>
-      <w:r>
-        <w:t>gor praecipuus praesidet. Noris probe, quae docuerim te, instar Angelorum fuisse animam, quae exordium sortiatur, sed interitum nullum. Si igitur animus potuisset praecidi, exitium haberet, par aliis creaturis, suique defectum experiretur, prorsus eo pacto, ac corpus in amisso membro.</w:t>
+        <w:t xml:space="preserve"> sit in loco membri recissi, simul ac vulnus infligitur accurrit sanguis calens animae vi, quam fert secum, ut per illud diffluat, qua parte difunditur, atque cum ea pars resecta sit, acris frigor sanguini intruditur, ac corrumpit illum; virtus vero animae sanguinis corruptionem persentiscit, atque in illum locum refluit ubi radix et vigor praecipuus praesidet. Noris probe, quae docuerim te, instar Angelorum fuisse animam, quae exordium sortiatur, sed interitum nullum. Si igitur animus potuisset praecidi, exitium haberet, par aliis creaturis, suique defectum experiretur, prorsus eo pacto, ac corpus in amisso membro.</w:t>
       </w:r>
     </w:p>
     <w:sectPr>
